--- a/RTO Tracker - Setup Guide.docx
+++ b/RTO Tracker - Setup Guide.docx
@@ -31,7 +31,7 @@
           <w:sz w:val="20"/>
           <w:szCs w:val="20"/>
         </w:rPr>
-        <w:t xml:space="preserve">Office Attendance Monitoring for macOS  |  Last updated: July 2026</w:t>
+        <w:t xml:space="preserve">RTO Tracker for macOS  |  Last updated: July 2026</w:t>
       </w:r>
     </w:p>
     <w:p>
